--- a/www/content/abdomen-pelvis/Internal iliac artery.docx
+++ b/www/content/abdomen-pelvis/Internal iliac artery.docx
@@ -126,15 +126,7 @@
     </w:p>
     <w:p>
       <w:r>
-        <w:t xml:space="preserve">Supply - upper part of the gluteal maximus, gluteus medius and </w:t>
-      </w:r>
-      <w:proofErr w:type="spellStart"/>
-      <w:r>
-        <w:t>minimus</w:t>
-      </w:r>
-      <w:proofErr w:type="spellEnd"/>
-      <w:r>
-        <w:t xml:space="preserve"> </w:t>
+        <w:t xml:space="preserve">Supply - upper part of the gluteal maximus, gluteus medius and minimus </w:t>
       </w:r>
     </w:p>
     <w:p>
@@ -480,11 +472,587 @@
         <w:t>Lateral sacral arteries (2/3 in number)</w:t>
       </w:r>
     </w:p>
+    <w:p/>
     <w:p>
       <w:pPr>
         <w:pStyle w:val="Heading2"/>
       </w:pPr>
       <w:r>
+        <w:t>Adachi Classification (Branching pattern of Internal Iliac Artery)</w:t>
+      </w:r>
+    </w:p>
+    <w:p>
+      <w:r>
+        <w:t xml:space="preserve">Describes variations in origin of </w:t>
+      </w:r>
+      <w:r>
+        <w:rPr>
+          <w:b/>
+          <w:bCs/>
+        </w:rPr>
+        <w:t>inferior gluteal, internal pudendal, and superior gluteal arteries</w:t>
+      </w:r>
+      <w:r>
+        <w:t>.</w:t>
+      </w:r>
+    </w:p>
+    <w:p>
+      <w:pPr>
+        <w:rPr>
+          <w:b/>
+          <w:bCs/>
+        </w:rPr>
+      </w:pPr>
+      <w:r>
+        <w:rPr>
+          <w:b/>
+          <w:bCs/>
+        </w:rPr>
+        <w:t>Types</w:t>
+      </w:r>
+    </w:p>
+    <w:p>
+      <w:pPr>
+        <w:numPr>
+          <w:ilvl w:val="0"/>
+          <w:numId w:val="15"/>
+        </w:numPr>
+      </w:pPr>
+      <w:r>
+        <w:rPr>
+          <w:b/>
+          <w:bCs/>
+        </w:rPr>
+        <w:t>Type I (Most common)</w:t>
+      </w:r>
+      <w:r>
+        <w:t xml:space="preserve"> </w:t>
+      </w:r>
+    </w:p>
+    <w:p>
+      <w:pPr>
+        <w:numPr>
+          <w:ilvl w:val="1"/>
+          <w:numId w:val="15"/>
+        </w:numPr>
+      </w:pPr>
+      <w:r>
+        <w:t xml:space="preserve">Internal pudendal and inferior gluteal arise from a </w:t>
+      </w:r>
+      <w:r>
+        <w:rPr>
+          <w:b/>
+          <w:bCs/>
+        </w:rPr>
+        <w:t>common trunk</w:t>
+      </w:r>
+      <w:r>
+        <w:t xml:space="preserve"> </w:t>
+      </w:r>
+    </w:p>
+    <w:p>
+      <w:pPr>
+        <w:numPr>
+          <w:ilvl w:val="1"/>
+          <w:numId w:val="15"/>
+        </w:numPr>
+      </w:pPr>
+      <w:r>
+        <w:t xml:space="preserve">Superior gluteal arises separately from posterior division </w:t>
+      </w:r>
+    </w:p>
+    <w:p>
+      <w:pPr>
+        <w:numPr>
+          <w:ilvl w:val="0"/>
+          <w:numId w:val="15"/>
+        </w:numPr>
+      </w:pPr>
+      <w:r>
+        <w:rPr>
+          <w:b/>
+          <w:bCs/>
+        </w:rPr>
+        <w:t>Type II</w:t>
+      </w:r>
+      <w:r>
+        <w:t xml:space="preserve"> </w:t>
+      </w:r>
+    </w:p>
+    <w:p>
+      <w:pPr>
+        <w:numPr>
+          <w:ilvl w:val="1"/>
+          <w:numId w:val="15"/>
+        </w:numPr>
+      </w:pPr>
+      <w:r>
+        <w:t xml:space="preserve">All three (superior gluteal, inferior gluteal, internal pudendal) arise from a </w:t>
+      </w:r>
+      <w:r>
+        <w:rPr>
+          <w:b/>
+          <w:bCs/>
+        </w:rPr>
+        <w:t>common trunk</w:t>
+      </w:r>
+      <w:r>
+        <w:t xml:space="preserve"> </w:t>
+      </w:r>
+    </w:p>
+    <w:p>
+      <w:pPr>
+        <w:numPr>
+          <w:ilvl w:val="0"/>
+          <w:numId w:val="15"/>
+        </w:numPr>
+      </w:pPr>
+      <w:r>
+        <w:rPr>
+          <w:b/>
+          <w:bCs/>
+        </w:rPr>
+        <w:t>Type III</w:t>
+      </w:r>
+      <w:r>
+        <w:t xml:space="preserve"> </w:t>
+      </w:r>
+    </w:p>
+    <w:p>
+      <w:pPr>
+        <w:numPr>
+          <w:ilvl w:val="1"/>
+          <w:numId w:val="15"/>
+        </w:numPr>
+      </w:pPr>
+      <w:r>
+        <w:t xml:space="preserve">Superior gluteal and inferior gluteal arise from a </w:t>
+      </w:r>
+      <w:r>
+        <w:rPr>
+          <w:b/>
+          <w:bCs/>
+        </w:rPr>
+        <w:t>common trunk</w:t>
+      </w:r>
+      <w:r>
+        <w:t xml:space="preserve"> </w:t>
+      </w:r>
+    </w:p>
+    <w:p>
+      <w:pPr>
+        <w:numPr>
+          <w:ilvl w:val="1"/>
+          <w:numId w:val="15"/>
+        </w:numPr>
+      </w:pPr>
+      <w:r>
+        <w:t xml:space="preserve">Internal pudendal arises separately </w:t>
+      </w:r>
+    </w:p>
+    <w:p>
+      <w:pPr>
+        <w:numPr>
+          <w:ilvl w:val="0"/>
+          <w:numId w:val="15"/>
+        </w:numPr>
+      </w:pPr>
+      <w:r>
+        <w:rPr>
+          <w:b/>
+          <w:bCs/>
+        </w:rPr>
+        <w:t>Type IV</w:t>
+      </w:r>
+      <w:r>
+        <w:t xml:space="preserve"> </w:t>
+      </w:r>
+    </w:p>
+    <w:p>
+      <w:pPr>
+        <w:numPr>
+          <w:ilvl w:val="1"/>
+          <w:numId w:val="15"/>
+        </w:numPr>
+      </w:pPr>
+      <w:r>
+        <w:t xml:space="preserve">Internal pudendal and superior gluteal arise from a </w:t>
+      </w:r>
+      <w:r>
+        <w:rPr>
+          <w:b/>
+          <w:bCs/>
+        </w:rPr>
+        <w:t>common trunk</w:t>
+      </w:r>
+      <w:r>
+        <w:t xml:space="preserve"> </w:t>
+      </w:r>
+    </w:p>
+    <w:p>
+      <w:pPr>
+        <w:numPr>
+          <w:ilvl w:val="1"/>
+          <w:numId w:val="15"/>
+        </w:numPr>
+      </w:pPr>
+      <w:r>
+        <w:t xml:space="preserve">Inferior gluteal arises separately </w:t>
+      </w:r>
+    </w:p>
+    <w:p>
+      <w:pPr>
+        <w:numPr>
+          <w:ilvl w:val="0"/>
+          <w:numId w:val="15"/>
+        </w:numPr>
+      </w:pPr>
+      <w:r>
+        <w:rPr>
+          <w:b/>
+          <w:bCs/>
+        </w:rPr>
+        <w:t>Type V</w:t>
+      </w:r>
+      <w:r>
+        <w:t xml:space="preserve"> </w:t>
+      </w:r>
+    </w:p>
+    <w:p>
+      <w:pPr>
+        <w:numPr>
+          <w:ilvl w:val="1"/>
+          <w:numId w:val="15"/>
+        </w:numPr>
+      </w:pPr>
+      <w:r>
+        <w:t xml:space="preserve">All three arise </w:t>
+      </w:r>
+      <w:r>
+        <w:rPr>
+          <w:b/>
+          <w:bCs/>
+        </w:rPr>
+        <w:t>independently</w:t>
+      </w:r>
+      <w:r>
+        <w:t xml:space="preserve"> </w:t>
+      </w:r>
+    </w:p>
+    <w:p>
+      <w:r>
+        <w:rPr>
+          <w:rFonts w:ascii="Segoe UI Emoji" w:hAnsi="Segoe UI Emoji" w:cs="Segoe UI Emoji"/>
+        </w:rPr>
+        <w:t>👉</w:t>
+      </w:r>
+      <w:r>
+        <w:t xml:space="preserve"> </w:t>
+      </w:r>
+      <w:r>
+        <w:rPr>
+          <w:b/>
+          <w:bCs/>
+        </w:rPr>
+        <w:t>Clinical relevance</w:t>
+      </w:r>
+    </w:p>
+    <w:p>
+      <w:pPr>
+        <w:numPr>
+          <w:ilvl w:val="0"/>
+          <w:numId w:val="16"/>
+        </w:numPr>
+      </w:pPr>
+      <w:r>
+        <w:lastRenderedPageBreak/>
+        <w:t xml:space="preserve">Important in </w:t>
+      </w:r>
+      <w:r>
+        <w:rPr>
+          <w:b/>
+          <w:bCs/>
+        </w:rPr>
+        <w:t>pelvic surgeries</w:t>
+      </w:r>
+      <w:r>
+        <w:t xml:space="preserve">, embolization, and </w:t>
+      </w:r>
+      <w:r>
+        <w:rPr>
+          <w:b/>
+          <w:bCs/>
+        </w:rPr>
+        <w:t>gluteal flaps</w:t>
+      </w:r>
+      <w:r>
+        <w:t xml:space="preserve"> </w:t>
+      </w:r>
+    </w:p>
+    <w:p>
+      <w:pPr>
+        <w:numPr>
+          <w:ilvl w:val="0"/>
+          <w:numId w:val="16"/>
+        </w:numPr>
+      </w:pPr>
+      <w:r>
+        <w:t xml:space="preserve">Prevents </w:t>
+      </w:r>
+      <w:r>
+        <w:rPr>
+          <w:b/>
+          <w:bCs/>
+        </w:rPr>
+        <w:t>unexpected hemorrhage</w:t>
+      </w:r>
+    </w:p>
+    <w:p>
+      <w:pPr>
+        <w:pStyle w:val="Heading2"/>
+      </w:pPr>
+      <w:r>
+        <w:t>Kim Classification (Internal Iliac Artery Variations)</w:t>
+      </w:r>
+    </w:p>
+    <w:p>
+      <w:r>
+        <w:t xml:space="preserve">Focuses on branching pattern of </w:t>
+      </w:r>
+      <w:r>
+        <w:rPr>
+          <w:b/>
+          <w:bCs/>
+        </w:rPr>
+        <w:t>anterior and posterior divisions</w:t>
+      </w:r>
+      <w:r>
+        <w:t xml:space="preserve"> and their variability.</w:t>
+      </w:r>
+    </w:p>
+    <w:p>
+      <w:pPr>
+        <w:rPr>
+          <w:b/>
+          <w:bCs/>
+        </w:rPr>
+      </w:pPr>
+      <w:r>
+        <w:rPr>
+          <w:b/>
+          <w:bCs/>
+        </w:rPr>
+        <w:t>Types</w:t>
+      </w:r>
+    </w:p>
+    <w:p>
+      <w:pPr>
+        <w:numPr>
+          <w:ilvl w:val="0"/>
+          <w:numId w:val="17"/>
+        </w:numPr>
+      </w:pPr>
+      <w:r>
+        <w:rPr>
+          <w:b/>
+          <w:bCs/>
+        </w:rPr>
+        <w:t>Type I (Normal pattern)</w:t>
+      </w:r>
+      <w:r>
+        <w:t xml:space="preserve"> </w:t>
+      </w:r>
+    </w:p>
+    <w:p>
+      <w:pPr>
+        <w:numPr>
+          <w:ilvl w:val="1"/>
+          <w:numId w:val="17"/>
+        </w:numPr>
+      </w:pPr>
+      <w:r>
+        <w:t xml:space="preserve">Clear division into </w:t>
+      </w:r>
+      <w:r>
+        <w:rPr>
+          <w:b/>
+          <w:bCs/>
+        </w:rPr>
+        <w:t>anterior and posterior trunks</w:t>
+      </w:r>
+      <w:r>
+        <w:t xml:space="preserve"> </w:t>
+      </w:r>
+    </w:p>
+    <w:p>
+      <w:pPr>
+        <w:numPr>
+          <w:ilvl w:val="1"/>
+          <w:numId w:val="17"/>
+        </w:numPr>
+      </w:pPr>
+      <w:r>
+        <w:t xml:space="preserve">Posterior → iliolumbar, lateral sacral, superior gluteal </w:t>
+      </w:r>
+    </w:p>
+    <w:p>
+      <w:pPr>
+        <w:numPr>
+          <w:ilvl w:val="1"/>
+          <w:numId w:val="17"/>
+        </w:numPr>
+      </w:pPr>
+      <w:r>
+        <w:t xml:space="preserve">Anterior → visceral + parietal branches </w:t>
+      </w:r>
+    </w:p>
+    <w:p>
+      <w:pPr>
+        <w:numPr>
+          <w:ilvl w:val="0"/>
+          <w:numId w:val="17"/>
+        </w:numPr>
+      </w:pPr>
+      <w:r>
+        <w:rPr>
+          <w:b/>
+          <w:bCs/>
+        </w:rPr>
+        <w:t>Type II</w:t>
+      </w:r>
+      <w:r>
+        <w:t xml:space="preserve"> </w:t>
+      </w:r>
+    </w:p>
+    <w:p>
+      <w:pPr>
+        <w:numPr>
+          <w:ilvl w:val="1"/>
+          <w:numId w:val="17"/>
+        </w:numPr>
+      </w:pPr>
+      <w:r>
+        <w:rPr>
+          <w:b/>
+          <w:bCs/>
+        </w:rPr>
+        <w:t>No clear division</w:t>
+      </w:r>
+      <w:r>
+        <w:t xml:space="preserve"> </w:t>
+      </w:r>
+    </w:p>
+    <w:p>
+      <w:pPr>
+        <w:numPr>
+          <w:ilvl w:val="1"/>
+          <w:numId w:val="17"/>
+        </w:numPr>
+      </w:pPr>
+      <w:r>
+        <w:t xml:space="preserve">Branches arise directly from main trunk </w:t>
+      </w:r>
+    </w:p>
+    <w:p>
+      <w:pPr>
+        <w:numPr>
+          <w:ilvl w:val="0"/>
+          <w:numId w:val="17"/>
+        </w:numPr>
+      </w:pPr>
+      <w:r>
+        <w:rPr>
+          <w:b/>
+          <w:bCs/>
+        </w:rPr>
+        <w:t>Type III</w:t>
+      </w:r>
+      <w:r>
+        <w:t xml:space="preserve"> </w:t>
+      </w:r>
+    </w:p>
+    <w:p>
+      <w:pPr>
+        <w:numPr>
+          <w:ilvl w:val="1"/>
+          <w:numId w:val="17"/>
+        </w:numPr>
+      </w:pPr>
+      <w:r>
+        <w:rPr>
+          <w:b/>
+          <w:bCs/>
+        </w:rPr>
+        <w:t>Posterior division absent or reduced</w:t>
+      </w:r>
+      <w:r>
+        <w:t xml:space="preserve"> </w:t>
+      </w:r>
+    </w:p>
+    <w:p>
+      <w:pPr>
+        <w:numPr>
+          <w:ilvl w:val="1"/>
+          <w:numId w:val="17"/>
+        </w:numPr>
+      </w:pPr>
+      <w:r>
+        <w:t xml:space="preserve">Branches arise from anterior trunk </w:t>
+      </w:r>
+    </w:p>
+    <w:p>
+      <w:pPr>
+        <w:numPr>
+          <w:ilvl w:val="0"/>
+          <w:numId w:val="17"/>
+        </w:numPr>
+      </w:pPr>
+      <w:r>
+        <w:rPr>
+          <w:b/>
+          <w:bCs/>
+        </w:rPr>
+        <w:t>Type IV</w:t>
+      </w:r>
+      <w:r>
+        <w:t xml:space="preserve"> </w:t>
+      </w:r>
+    </w:p>
+    <w:p>
+      <w:pPr>
+        <w:numPr>
+          <w:ilvl w:val="1"/>
+          <w:numId w:val="17"/>
+        </w:numPr>
+      </w:pPr>
+      <w:r>
+        <w:t xml:space="preserve">Common trunks present for multiple arteries </w:t>
+      </w:r>
+    </w:p>
+    <w:p>
+      <w:pPr>
+        <w:numPr>
+          <w:ilvl w:val="1"/>
+          <w:numId w:val="17"/>
+        </w:numPr>
+      </w:pPr>
+      <w:r>
+        <w:t xml:space="preserve">e.g., </w:t>
+      </w:r>
+      <w:r>
+        <w:rPr>
+          <w:b/>
+          <w:bCs/>
+        </w:rPr>
+        <w:t>gluteal + pudendal variations</w:t>
+      </w:r>
+    </w:p>
+    <w:p/>
+    <w:p>
+      <w:pPr>
+        <w:pStyle w:val="Heading2"/>
+      </w:pPr>
+      <w:r>
         <w:t>Umbilical artery</w:t>
       </w:r>
     </w:p>
@@ -495,13 +1063,7 @@
     </w:p>
     <w:p>
       <w:r>
-        <w:t xml:space="preserve">Often arise as a single stem - from which uterine artery </w:t>
-      </w:r>
-      <w:r>
-        <w:t>branches</w:t>
-      </w:r>
-      <w:r>
-        <w:t xml:space="preserve"> out </w:t>
+        <w:t xml:space="preserve">Often arise as a single stem - from which uterine artery branches out </w:t>
       </w:r>
     </w:p>
     <w:p>
@@ -518,13 +1080,7 @@
         </w:numPr>
       </w:pPr>
       <w:r>
-        <w:t xml:space="preserve">Umbilical artery - Carry deoxygenated blood from the </w:t>
-      </w:r>
-      <w:r>
-        <w:t>foetus</w:t>
-      </w:r>
-      <w:r>
-        <w:t xml:space="preserve"> to placenta</w:t>
+        <w:t>Umbilical artery - Carry deoxygenated blood from the foetus to placenta</w:t>
       </w:r>
     </w:p>
     <w:p>
@@ -536,13 +1092,7 @@
         </w:numPr>
       </w:pPr>
       <w:r>
-        <w:t xml:space="preserve">Uterine artery - carry blood to the uterus (through placenta to </w:t>
-      </w:r>
-      <w:r>
-        <w:t>foetus</w:t>
-      </w:r>
-      <w:r>
-        <w:t>) </w:t>
+        <w:t>Uterine artery - carry blood to the uterus (through placenta to foetus) </w:t>
       </w:r>
     </w:p>
     <w:p>
@@ -565,6 +1115,7 @@
     </w:p>
     <w:p>
       <w:r>
+        <w:lastRenderedPageBreak/>
         <w:t xml:space="preserve">Arise from the same vascular stem along with umbilical artery </w:t>
       </w:r>
     </w:p>
@@ -616,13 +1167,7 @@
     </w:p>
     <w:p>
       <w:r>
-        <w:t xml:space="preserve">Multiple - May be a </w:t>
-      </w:r>
-      <w:r>
-        <w:t>branch</w:t>
-      </w:r>
-      <w:r>
-        <w:t xml:space="preserve"> of uterine artery or direct branches of internal iliac artery</w:t>
+        <w:t>Multiple - May be a branch of uterine artery or direct branches of internal iliac artery</w:t>
       </w:r>
     </w:p>
     <w:p>
@@ -630,7 +1175,6 @@
         <w:pStyle w:val="Heading2"/>
       </w:pPr>
       <w:r>
-        <w:lastRenderedPageBreak/>
         <w:t>Obturator artery</w:t>
       </w:r>
     </w:p>
@@ -659,13 +1203,8 @@
         </w:numPr>
       </w:pPr>
       <w:r>
-        <w:t xml:space="preserve">Related to ligament of </w:t>
-      </w:r>
-      <w:proofErr w:type="spellStart"/>
-      <w:r>
-        <w:t>Gimbernat</w:t>
-      </w:r>
-      <w:proofErr w:type="spellEnd"/>
+        <w:t>Related to ligament of Gimbernat</w:t>
+      </w:r>
     </w:p>
     <w:p>
       <w:pPr>
@@ -761,12 +1300,254 @@
     </w:p>
     <w:p>
       <w:r>
+        <w:lastRenderedPageBreak/>
         <w:t xml:space="preserve">Small artery, sometimes absent - specially in females </w:t>
       </w:r>
     </w:p>
     <w:p>
       <w:r>
         <w:t>It supplies prostate tissues more than the rectum</w:t>
+      </w:r>
+    </w:p>
+    <w:p>
+      <w:r>
+        <w:t>____</w:t>
+      </w:r>
+      <w:r>
+        <w:t>MCQ_START</w:t>
+      </w:r>
+      <w:r>
+        <w:t>____</w:t>
+      </w:r>
+    </w:p>
+    <w:p>
+      <w:r>
+        <w:t>Q1. The internal iliac artery arises from:</w:t>
+      </w:r>
+      <w:r>
+        <w:br/>
+        <w:t>A. Abdominal aorta</w:t>
+      </w:r>
+      <w:r>
+        <w:br/>
+        <w:t>B. External iliac artery</w:t>
+      </w:r>
+      <w:r>
+        <w:br/>
+        <w:t>C. Common iliac artery[CORRECT]</w:t>
+      </w:r>
+      <w:r>
+        <w:br/>
+        <w:t>D. Femoral artery</w:t>
+      </w:r>
+    </w:p>
+    <w:p>
+      <w:r>
+        <w:t xml:space="preserve">____ </w:t>
+      </w:r>
+    </w:p>
+    <w:p>
+      <w:r>
+        <w:t>Q2. The posterior division of the internal iliac artery gives rise to:</w:t>
+      </w:r>
+      <w:r>
+        <w:br/>
+        <w:t>A. Obturator artery</w:t>
+      </w:r>
+      <w:r>
+        <w:br/>
+        <w:t>B. Inferior gluteal artery</w:t>
+      </w:r>
+      <w:r>
+        <w:br/>
+        <w:t>C. Superior gluteal artery[CORRECT]</w:t>
+      </w:r>
+      <w:r>
+        <w:br/>
+        <w:t>D. Uterine artery</w:t>
+      </w:r>
+    </w:p>
+    <w:p>
+      <w:r>
+        <w:t xml:space="preserve">____ </w:t>
+      </w:r>
+    </w:p>
+    <w:p>
+      <w:r>
+        <w:t>Q3. The uterine artery is clinically related to:</w:t>
+      </w:r>
+      <w:r>
+        <w:br/>
+        <w:t>A. Ovarian vein</w:t>
+      </w:r>
+      <w:r>
+        <w:br/>
+        <w:t>B. Ureter (“water under the bridge”)[CORRECT]</w:t>
+      </w:r>
+      <w:r>
+        <w:br/>
+        <w:t>C. External iliac artery</w:t>
+      </w:r>
+      <w:r>
+        <w:br/>
+        <w:t>D. Rectum</w:t>
+      </w:r>
+    </w:p>
+    <w:p>
+      <w:r>
+        <w:t xml:space="preserve">____ </w:t>
+      </w:r>
+    </w:p>
+    <w:p>
+      <w:r>
+        <w:t>Q4. The internal pudendal artery exits the pelvis through:</w:t>
+      </w:r>
+      <w:r>
+        <w:br/>
+        <w:t>A. Lesser sciatic foramen directly</w:t>
+      </w:r>
+      <w:r>
+        <w:br/>
+        <w:t>B. Greater sciatic foramen[CORRECT]</w:t>
+      </w:r>
+      <w:r>
+        <w:br/>
+        <w:t>C. Obturator canal</w:t>
+      </w:r>
+      <w:r>
+        <w:br/>
+        <w:t>D. Femoral canal</w:t>
+      </w:r>
+    </w:p>
+    <w:p>
+      <w:r>
+        <w:t xml:space="preserve">____ </w:t>
+      </w:r>
+    </w:p>
+    <w:p>
+      <w:r>
+        <w:t>Q5. The “circle of death” is associated with:</w:t>
+      </w:r>
+      <w:r>
+        <w:br/>
+        <w:t>A. Anastomosis between uterine and ovarian arteries</w:t>
+      </w:r>
+      <w:r>
+        <w:br/>
+        <w:t>B. Accessory obturator artery near femoral ring[CORRECT]</w:t>
+      </w:r>
+      <w:r>
+        <w:br/>
+        <w:t>C. Anastomosis of gluteal arteries</w:t>
+      </w:r>
+      <w:r>
+        <w:br/>
+        <w:t>D. Portal-systemic anastomosis</w:t>
+      </w:r>
+    </w:p>
+    <w:p>
+      <w:r>
+        <w:t xml:space="preserve">____ </w:t>
+      </w:r>
+    </w:p>
+    <w:p>
+      <w:r>
+        <w:t>Q6. The superior gluteal artery supplies:</w:t>
+      </w:r>
+      <w:r>
+        <w:br/>
+        <w:t>A. Adductor muscles</w:t>
+      </w:r>
+      <w:r>
+        <w:br/>
+      </w:r>
+      <w:r>
+        <w:lastRenderedPageBreak/>
+        <w:t>B. Lower gluteus maximus</w:t>
+      </w:r>
+      <w:r>
+        <w:br/>
+        <w:t>C. Upper gluteal muscles including gluteus medius and minimus[CORRECT]</w:t>
+      </w:r>
+      <w:r>
+        <w:br/>
+        <w:t>D. Pelvic viscera only</w:t>
+      </w:r>
+    </w:p>
+    <w:p>
+      <w:r>
+        <w:t xml:space="preserve">____ </w:t>
+      </w:r>
+    </w:p>
+    <w:p>
+      <w:r>
+        <w:t>Q</w:t>
+      </w:r>
+      <w:r>
+        <w:t>7</w:t>
+      </w:r>
+      <w:r>
+        <w:t>. In Adachi Type I variation of internal iliac artery:</w:t>
+      </w:r>
+      <w:r>
+        <w:br/>
+        <w:t>A. All branches arise independently</w:t>
+      </w:r>
+      <w:r>
+        <w:br/>
+        <w:t>B. Superior and inferior gluteal arise together</w:t>
+      </w:r>
+      <w:r>
+        <w:br/>
+        <w:t>C. Inferior gluteal and internal pudendal arise from common trunk[CORRECT]</w:t>
+      </w:r>
+      <w:r>
+        <w:br/>
+        <w:t>D. Only superior gluteal arises</w:t>
+      </w:r>
+    </w:p>
+    <w:p>
+      <w:r>
+        <w:t xml:space="preserve">____ </w:t>
+      </w:r>
+    </w:p>
+    <w:p>
+      <w:r>
+        <w:t>Q</w:t>
+      </w:r>
+      <w:r>
+        <w:t>8</w:t>
+      </w:r>
+      <w:r>
+        <w:t>. In Kim classification Type II:</w:t>
+      </w:r>
+      <w:r>
+        <w:br/>
+        <w:t>A. Clear anterior and posterior division</w:t>
+      </w:r>
+      <w:r>
+        <w:br/>
+        <w:t>B. No clear division of internal iliac artery[CORRECT]</w:t>
+      </w:r>
+      <w:r>
+        <w:br/>
+        <w:t>C. Posterior division absent</w:t>
+      </w:r>
+      <w:r>
+        <w:br/>
+        <w:t>D. Only visceral branches present</w:t>
+      </w:r>
+    </w:p>
+    <w:p/>
+    <w:p>
+      <w:r>
+        <w:t>____MCQ_</w:t>
+      </w:r>
+      <w:r>
+        <w:t>END</w:t>
+      </w:r>
+      <w:r>
+        <w:t>____</w:t>
       </w:r>
     </w:p>
     <w:p/>
@@ -783,6 +1564,155 @@
 <file path=word/numbering.xml><?xml version="1.0" encoding="utf-8"?>
 <w:numbering xmlns:wpc="http://schemas.microsoft.com/office/word/2010/wordprocessingCanvas" xmlns:cx="http://schemas.microsoft.com/office/drawing/2014/chartex" xmlns:cx1="http://schemas.microsoft.com/office/drawing/2015/9/8/chartex" xmlns:cx2="http://schemas.microsoft.com/office/drawing/2015/10/21/chartex" xmlns:cx3="http://schemas.microsoft.com/office/drawing/2016/5/9/chartex" xmlns:cx4="http://schemas.microsoft.com/office/drawing/2016/5/10/chartex" xmlns:cx5="http://schemas.microsoft.com/office/drawing/2016/5/11/chartex" xmlns:cx6="http://schemas.microsoft.com/office/drawing/2016/5/12/chartex" xmlns:cx7="http://schemas.microsoft.com/office/drawing/2016/5/13/chartex" xmlns:cx8="http://schemas.microsoft.com/office/drawing/2016/5/14/chartex" xmlns:mc="http://schemas.openxmlformats.org/markup-compatibility/2006" xmlns:aink="http://schemas.microsoft.com/office/drawing/2016/ink" xmlns:am3d="http://schemas.microsoft.com/office/drawing/2017/model3d" xmlns:o="urn:schemas-microsoft-com:office:office" xmlns:oel="http://schemas.microsoft.com/office/2019/extlst" xmlns:r="http://schemas.openxmlformats.org/officeDocument/2006/relationships" xmlns:m="http://schemas.openxmlformats.org/officeDocument/2006/math" xmlns:v="urn:schemas-microsoft-com:vml" xmlns:wp14="http://schemas.microsoft.com/office/word/2010/wordprocessingDrawing" xmlns:wp="http://schemas.openxmlformats.org/drawingml/2006/wordprocessingDrawing" xmlns:w10="urn:schemas-microsoft-com:office:word" xmlns:w="http://schemas.openxmlformats.org/wordprocessingml/2006/main" xmlns:w14="http://schemas.microsoft.com/office/word/2010/wordml" xmlns:w15="http://schemas.microsoft.com/office/word/2012/wordml" xmlns:w16cex="http://schemas.microsoft.com/office/word/2018/wordml/cex" xmlns:w16cid="http://schemas.microsoft.com/office/word/2016/wordml/cid" xmlns:w16="http://schemas.microsoft.com/office/word/2018/wordml" xmlns:w16du="http://schemas.microsoft.com/office/word/2023/wordml/word16du" xmlns:w16sdtdh="http://schemas.microsoft.com/office/word/2020/wordml/sdtdatahash" xmlns:w16sdtfl="http://schemas.microsoft.com/office/word/2024/wordml/sdtformatlock" xmlns:w16se="http://schemas.microsoft.com/office/word/2015/wordml/symex" xmlns:wpg="http://schemas.microsoft.com/office/word/2010/wordprocessingGroup" xmlns:wpi="http://schemas.microsoft.com/office/word/2010/wordprocessingInk" xmlns:wne="http://schemas.microsoft.com/office/word/2006/wordml" xmlns:wps="http://schemas.microsoft.com/office/word/2010/wordprocessingShape" mc:Ignorable="w14 w15 w16se w16cid w16 w16cex w16sdtdh w16sdtfl w16du wp14">
   <w:abstractNum w:abstractNumId="0" w15:restartNumberingAfterBreak="0">
+    <w:nsid w:val="12725186"/>
+    <w:multiLevelType w:val="multilevel"/>
+    <w:tmpl w:val="77F20DC4"/>
+    <w:lvl w:ilvl="0">
+      <w:start w:val="1"/>
+      <w:numFmt w:val="bullet"/>
+      <w:lvlText w:val=""/>
+      <w:lvlJc w:val="left"/>
+      <w:pPr>
+        <w:tabs>
+          <w:tab w:val="num" w:pos="720"/>
+        </w:tabs>
+        <w:ind w:left="720" w:hanging="360"/>
+      </w:pPr>
+      <w:rPr>
+        <w:rFonts w:ascii="Symbol" w:hAnsi="Symbol" w:hint="default"/>
+        <w:sz w:val="20"/>
+      </w:rPr>
+    </w:lvl>
+    <w:lvl w:ilvl="1" w:tentative="1">
+      <w:start w:val="1"/>
+      <w:numFmt w:val="bullet"/>
+      <w:lvlText w:val="o"/>
+      <w:lvlJc w:val="left"/>
+      <w:pPr>
+        <w:tabs>
+          <w:tab w:val="num" w:pos="1440"/>
+        </w:tabs>
+        <w:ind w:left="1440" w:hanging="360"/>
+      </w:pPr>
+      <w:rPr>
+        <w:rFonts w:ascii="Courier New" w:hAnsi="Courier New" w:hint="default"/>
+        <w:sz w:val="20"/>
+      </w:rPr>
+    </w:lvl>
+    <w:lvl w:ilvl="2" w:tentative="1">
+      <w:start w:val="1"/>
+      <w:numFmt w:val="bullet"/>
+      <w:lvlText w:val=""/>
+      <w:lvlJc w:val="left"/>
+      <w:pPr>
+        <w:tabs>
+          <w:tab w:val="num" w:pos="2160"/>
+        </w:tabs>
+        <w:ind w:left="2160" w:hanging="360"/>
+      </w:pPr>
+      <w:rPr>
+        <w:rFonts w:ascii="Wingdings" w:hAnsi="Wingdings" w:hint="default"/>
+        <w:sz w:val="20"/>
+      </w:rPr>
+    </w:lvl>
+    <w:lvl w:ilvl="3" w:tentative="1">
+      <w:start w:val="1"/>
+      <w:numFmt w:val="bullet"/>
+      <w:lvlText w:val=""/>
+      <w:lvlJc w:val="left"/>
+      <w:pPr>
+        <w:tabs>
+          <w:tab w:val="num" w:pos="2880"/>
+        </w:tabs>
+        <w:ind w:left="2880" w:hanging="360"/>
+      </w:pPr>
+      <w:rPr>
+        <w:rFonts w:ascii="Wingdings" w:hAnsi="Wingdings" w:hint="default"/>
+        <w:sz w:val="20"/>
+      </w:rPr>
+    </w:lvl>
+    <w:lvl w:ilvl="4" w:tentative="1">
+      <w:start w:val="1"/>
+      <w:numFmt w:val="bullet"/>
+      <w:lvlText w:val=""/>
+      <w:lvlJc w:val="left"/>
+      <w:pPr>
+        <w:tabs>
+          <w:tab w:val="num" w:pos="3600"/>
+        </w:tabs>
+        <w:ind w:left="3600" w:hanging="360"/>
+      </w:pPr>
+      <w:rPr>
+        <w:rFonts w:ascii="Wingdings" w:hAnsi="Wingdings" w:hint="default"/>
+        <w:sz w:val="20"/>
+      </w:rPr>
+    </w:lvl>
+    <w:lvl w:ilvl="5" w:tentative="1">
+      <w:start w:val="1"/>
+      <w:numFmt w:val="bullet"/>
+      <w:lvlText w:val=""/>
+      <w:lvlJc w:val="left"/>
+      <w:pPr>
+        <w:tabs>
+          <w:tab w:val="num" w:pos="4320"/>
+        </w:tabs>
+        <w:ind w:left="4320" w:hanging="360"/>
+      </w:pPr>
+      <w:rPr>
+        <w:rFonts w:ascii="Wingdings" w:hAnsi="Wingdings" w:hint="default"/>
+        <w:sz w:val="20"/>
+      </w:rPr>
+    </w:lvl>
+    <w:lvl w:ilvl="6" w:tentative="1">
+      <w:start w:val="1"/>
+      <w:numFmt w:val="bullet"/>
+      <w:lvlText w:val=""/>
+      <w:lvlJc w:val="left"/>
+      <w:pPr>
+        <w:tabs>
+          <w:tab w:val="num" w:pos="5040"/>
+        </w:tabs>
+        <w:ind w:left="5040" w:hanging="360"/>
+      </w:pPr>
+      <w:rPr>
+        <w:rFonts w:ascii="Wingdings" w:hAnsi="Wingdings" w:hint="default"/>
+        <w:sz w:val="20"/>
+      </w:rPr>
+    </w:lvl>
+    <w:lvl w:ilvl="7" w:tentative="1">
+      <w:start w:val="1"/>
+      <w:numFmt w:val="bullet"/>
+      <w:lvlText w:val=""/>
+      <w:lvlJc w:val="left"/>
+      <w:pPr>
+        <w:tabs>
+          <w:tab w:val="num" w:pos="5760"/>
+        </w:tabs>
+        <w:ind w:left="5760" w:hanging="360"/>
+      </w:pPr>
+      <w:rPr>
+        <w:rFonts w:ascii="Wingdings" w:hAnsi="Wingdings" w:hint="default"/>
+        <w:sz w:val="20"/>
+      </w:rPr>
+    </w:lvl>
+    <w:lvl w:ilvl="8" w:tentative="1">
+      <w:start w:val="1"/>
+      <w:numFmt w:val="bullet"/>
+      <w:lvlText w:val=""/>
+      <w:lvlJc w:val="left"/>
+      <w:pPr>
+        <w:tabs>
+          <w:tab w:val="num" w:pos="6480"/>
+        </w:tabs>
+        <w:ind w:left="6480" w:hanging="360"/>
+      </w:pPr>
+      <w:rPr>
+        <w:rFonts w:ascii="Wingdings" w:hAnsi="Wingdings" w:hint="default"/>
+        <w:sz w:val="20"/>
+      </w:rPr>
+    </w:lvl>
+  </w:abstractNum>
+  <w:abstractNum w:abstractNumId="1" w15:restartNumberingAfterBreak="0">
     <w:nsid w:val="140A0360"/>
     <w:multiLevelType w:val="hybridMultilevel"/>
     <w:tmpl w:val="BD748AC4"/>
@@ -871,7 +1801,7 @@
       </w:pPr>
     </w:lvl>
   </w:abstractNum>
-  <w:abstractNum w:abstractNumId="1" w15:restartNumberingAfterBreak="0">
+  <w:abstractNum w:abstractNumId="2" w15:restartNumberingAfterBreak="0">
     <w:nsid w:val="1C2D162F"/>
     <w:multiLevelType w:val="hybridMultilevel"/>
     <w:tmpl w:val="3530035E"/>
@@ -960,7 +1890,7 @@
       </w:pPr>
     </w:lvl>
   </w:abstractNum>
-  <w:abstractNum w:abstractNumId="2" w15:restartNumberingAfterBreak="0">
+  <w:abstractNum w:abstractNumId="3" w15:restartNumberingAfterBreak="0">
     <w:nsid w:val="22D75575"/>
     <w:multiLevelType w:val="hybridMultilevel"/>
     <w:tmpl w:val="41B678CA"/>
@@ -1046,7 +1976,7 @@
       </w:pPr>
     </w:lvl>
   </w:abstractNum>
-  <w:abstractNum w:abstractNumId="3" w15:restartNumberingAfterBreak="0">
+  <w:abstractNum w:abstractNumId="4" w15:restartNumberingAfterBreak="0">
     <w:nsid w:val="25EA4BAB"/>
     <w:multiLevelType w:val="hybridMultilevel"/>
     <w:tmpl w:val="E56C02CE"/>
@@ -1135,7 +2065,7 @@
       </w:pPr>
     </w:lvl>
   </w:abstractNum>
-  <w:abstractNum w:abstractNumId="4" w15:restartNumberingAfterBreak="0">
+  <w:abstractNum w:abstractNumId="5" w15:restartNumberingAfterBreak="0">
     <w:nsid w:val="29741445"/>
     <w:multiLevelType w:val="hybridMultilevel"/>
     <w:tmpl w:val="DFD0A980"/>
@@ -1224,7 +2154,7 @@
       </w:pPr>
     </w:lvl>
   </w:abstractNum>
-  <w:abstractNum w:abstractNumId="5" w15:restartNumberingAfterBreak="0">
+  <w:abstractNum w:abstractNumId="6" w15:restartNumberingAfterBreak="0">
     <w:nsid w:val="2C95063C"/>
     <w:multiLevelType w:val="hybridMultilevel"/>
     <w:tmpl w:val="D14CDAFA"/>
@@ -1310,7 +2240,7 @@
       </w:pPr>
     </w:lvl>
   </w:abstractNum>
-  <w:abstractNum w:abstractNumId="6" w15:restartNumberingAfterBreak="0">
+  <w:abstractNum w:abstractNumId="7" w15:restartNumberingAfterBreak="0">
     <w:nsid w:val="2C9579E4"/>
     <w:multiLevelType w:val="hybridMultilevel"/>
     <w:tmpl w:val="7144D486"/>
@@ -1399,7 +2329,156 @@
       </w:pPr>
     </w:lvl>
   </w:abstractNum>
-  <w:abstractNum w:abstractNumId="7" w15:restartNumberingAfterBreak="0">
+  <w:abstractNum w:abstractNumId="8" w15:restartNumberingAfterBreak="0">
+    <w:nsid w:val="342F2165"/>
+    <w:multiLevelType w:val="multilevel"/>
+    <w:tmpl w:val="A4943EC6"/>
+    <w:lvl w:ilvl="0">
+      <w:start w:val="1"/>
+      <w:numFmt w:val="bullet"/>
+      <w:lvlText w:val=""/>
+      <w:lvlJc w:val="left"/>
+      <w:pPr>
+        <w:tabs>
+          <w:tab w:val="num" w:pos="720"/>
+        </w:tabs>
+        <w:ind w:left="720" w:hanging="360"/>
+      </w:pPr>
+      <w:rPr>
+        <w:rFonts w:ascii="Symbol" w:hAnsi="Symbol" w:hint="default"/>
+        <w:sz w:val="20"/>
+      </w:rPr>
+    </w:lvl>
+    <w:lvl w:ilvl="1">
+      <w:start w:val="1"/>
+      <w:numFmt w:val="bullet"/>
+      <w:lvlText w:val="o"/>
+      <w:lvlJc w:val="left"/>
+      <w:pPr>
+        <w:tabs>
+          <w:tab w:val="num" w:pos="1440"/>
+        </w:tabs>
+        <w:ind w:left="1440" w:hanging="360"/>
+      </w:pPr>
+      <w:rPr>
+        <w:rFonts w:ascii="Courier New" w:hAnsi="Courier New" w:hint="default"/>
+        <w:sz w:val="20"/>
+      </w:rPr>
+    </w:lvl>
+    <w:lvl w:ilvl="2" w:tentative="1">
+      <w:start w:val="1"/>
+      <w:numFmt w:val="bullet"/>
+      <w:lvlText w:val=""/>
+      <w:lvlJc w:val="left"/>
+      <w:pPr>
+        <w:tabs>
+          <w:tab w:val="num" w:pos="2160"/>
+        </w:tabs>
+        <w:ind w:left="2160" w:hanging="360"/>
+      </w:pPr>
+      <w:rPr>
+        <w:rFonts w:ascii="Wingdings" w:hAnsi="Wingdings" w:hint="default"/>
+        <w:sz w:val="20"/>
+      </w:rPr>
+    </w:lvl>
+    <w:lvl w:ilvl="3" w:tentative="1">
+      <w:start w:val="1"/>
+      <w:numFmt w:val="bullet"/>
+      <w:lvlText w:val=""/>
+      <w:lvlJc w:val="left"/>
+      <w:pPr>
+        <w:tabs>
+          <w:tab w:val="num" w:pos="2880"/>
+        </w:tabs>
+        <w:ind w:left="2880" w:hanging="360"/>
+      </w:pPr>
+      <w:rPr>
+        <w:rFonts w:ascii="Wingdings" w:hAnsi="Wingdings" w:hint="default"/>
+        <w:sz w:val="20"/>
+      </w:rPr>
+    </w:lvl>
+    <w:lvl w:ilvl="4" w:tentative="1">
+      <w:start w:val="1"/>
+      <w:numFmt w:val="bullet"/>
+      <w:lvlText w:val=""/>
+      <w:lvlJc w:val="left"/>
+      <w:pPr>
+        <w:tabs>
+          <w:tab w:val="num" w:pos="3600"/>
+        </w:tabs>
+        <w:ind w:left="3600" w:hanging="360"/>
+      </w:pPr>
+      <w:rPr>
+        <w:rFonts w:ascii="Wingdings" w:hAnsi="Wingdings" w:hint="default"/>
+        <w:sz w:val="20"/>
+      </w:rPr>
+    </w:lvl>
+    <w:lvl w:ilvl="5" w:tentative="1">
+      <w:start w:val="1"/>
+      <w:numFmt w:val="bullet"/>
+      <w:lvlText w:val=""/>
+      <w:lvlJc w:val="left"/>
+      <w:pPr>
+        <w:tabs>
+          <w:tab w:val="num" w:pos="4320"/>
+        </w:tabs>
+        <w:ind w:left="4320" w:hanging="360"/>
+      </w:pPr>
+      <w:rPr>
+        <w:rFonts w:ascii="Wingdings" w:hAnsi="Wingdings" w:hint="default"/>
+        <w:sz w:val="20"/>
+      </w:rPr>
+    </w:lvl>
+    <w:lvl w:ilvl="6" w:tentative="1">
+      <w:start w:val="1"/>
+      <w:numFmt w:val="bullet"/>
+      <w:lvlText w:val=""/>
+      <w:lvlJc w:val="left"/>
+      <w:pPr>
+        <w:tabs>
+          <w:tab w:val="num" w:pos="5040"/>
+        </w:tabs>
+        <w:ind w:left="5040" w:hanging="360"/>
+      </w:pPr>
+      <w:rPr>
+        <w:rFonts w:ascii="Wingdings" w:hAnsi="Wingdings" w:hint="default"/>
+        <w:sz w:val="20"/>
+      </w:rPr>
+    </w:lvl>
+    <w:lvl w:ilvl="7" w:tentative="1">
+      <w:start w:val="1"/>
+      <w:numFmt w:val="bullet"/>
+      <w:lvlText w:val=""/>
+      <w:lvlJc w:val="left"/>
+      <w:pPr>
+        <w:tabs>
+          <w:tab w:val="num" w:pos="5760"/>
+        </w:tabs>
+        <w:ind w:left="5760" w:hanging="360"/>
+      </w:pPr>
+      <w:rPr>
+        <w:rFonts w:ascii="Wingdings" w:hAnsi="Wingdings" w:hint="default"/>
+        <w:sz w:val="20"/>
+      </w:rPr>
+    </w:lvl>
+    <w:lvl w:ilvl="8" w:tentative="1">
+      <w:start w:val="1"/>
+      <w:numFmt w:val="bullet"/>
+      <w:lvlText w:val=""/>
+      <w:lvlJc w:val="left"/>
+      <w:pPr>
+        <w:tabs>
+          <w:tab w:val="num" w:pos="6480"/>
+        </w:tabs>
+        <w:ind w:left="6480" w:hanging="360"/>
+      </w:pPr>
+      <w:rPr>
+        <w:rFonts w:ascii="Wingdings" w:hAnsi="Wingdings" w:hint="default"/>
+        <w:sz w:val="20"/>
+      </w:rPr>
+    </w:lvl>
+  </w:abstractNum>
+  <w:abstractNum w:abstractNumId="9" w15:restartNumberingAfterBreak="0">
     <w:nsid w:val="3B5C7019"/>
     <w:multiLevelType w:val="hybridMultilevel"/>
     <w:tmpl w:val="67C8F13C"/>
@@ -1485,7 +2564,7 @@
       </w:pPr>
     </w:lvl>
   </w:abstractNum>
-  <w:abstractNum w:abstractNumId="8" w15:restartNumberingAfterBreak="0">
+  <w:abstractNum w:abstractNumId="10" w15:restartNumberingAfterBreak="0">
     <w:nsid w:val="3CE56E11"/>
     <w:multiLevelType w:val="hybridMultilevel"/>
     <w:tmpl w:val="F7C2712A"/>
@@ -1574,7 +2653,7 @@
       </w:pPr>
     </w:lvl>
   </w:abstractNum>
-  <w:abstractNum w:abstractNumId="9" w15:restartNumberingAfterBreak="0">
+  <w:abstractNum w:abstractNumId="11" w15:restartNumberingAfterBreak="0">
     <w:nsid w:val="3D011D02"/>
     <w:multiLevelType w:val="multilevel"/>
     <w:tmpl w:val="09B49A56"/>
@@ -1723,7 +2802,7 @@
       </w:rPr>
     </w:lvl>
   </w:abstractNum>
-  <w:abstractNum w:abstractNumId="10" w15:restartNumberingAfterBreak="0">
+  <w:abstractNum w:abstractNumId="12" w15:restartNumberingAfterBreak="0">
     <w:nsid w:val="469E6E69"/>
     <w:multiLevelType w:val="hybridMultilevel"/>
     <w:tmpl w:val="E7A2DC46"/>
@@ -1809,7 +2888,156 @@
       </w:pPr>
     </w:lvl>
   </w:abstractNum>
-  <w:abstractNum w:abstractNumId="11" w15:restartNumberingAfterBreak="0">
+  <w:abstractNum w:abstractNumId="13" w15:restartNumberingAfterBreak="0">
+    <w:nsid w:val="52802F6A"/>
+    <w:multiLevelType w:val="multilevel"/>
+    <w:tmpl w:val="803A932E"/>
+    <w:lvl w:ilvl="0">
+      <w:start w:val="1"/>
+      <w:numFmt w:val="bullet"/>
+      <w:lvlText w:val=""/>
+      <w:lvlJc w:val="left"/>
+      <w:pPr>
+        <w:tabs>
+          <w:tab w:val="num" w:pos="720"/>
+        </w:tabs>
+        <w:ind w:left="720" w:hanging="360"/>
+      </w:pPr>
+      <w:rPr>
+        <w:rFonts w:ascii="Symbol" w:hAnsi="Symbol" w:hint="default"/>
+        <w:sz w:val="20"/>
+      </w:rPr>
+    </w:lvl>
+    <w:lvl w:ilvl="1">
+      <w:start w:val="1"/>
+      <w:numFmt w:val="bullet"/>
+      <w:lvlText w:val="o"/>
+      <w:lvlJc w:val="left"/>
+      <w:pPr>
+        <w:tabs>
+          <w:tab w:val="num" w:pos="1440"/>
+        </w:tabs>
+        <w:ind w:left="1440" w:hanging="360"/>
+      </w:pPr>
+      <w:rPr>
+        <w:rFonts w:ascii="Courier New" w:hAnsi="Courier New" w:hint="default"/>
+        <w:sz w:val="20"/>
+      </w:rPr>
+    </w:lvl>
+    <w:lvl w:ilvl="2" w:tentative="1">
+      <w:start w:val="1"/>
+      <w:numFmt w:val="bullet"/>
+      <w:lvlText w:val=""/>
+      <w:lvlJc w:val="left"/>
+      <w:pPr>
+        <w:tabs>
+          <w:tab w:val="num" w:pos="2160"/>
+        </w:tabs>
+        <w:ind w:left="2160" w:hanging="360"/>
+      </w:pPr>
+      <w:rPr>
+        <w:rFonts w:ascii="Wingdings" w:hAnsi="Wingdings" w:hint="default"/>
+        <w:sz w:val="20"/>
+      </w:rPr>
+    </w:lvl>
+    <w:lvl w:ilvl="3" w:tentative="1">
+      <w:start w:val="1"/>
+      <w:numFmt w:val="bullet"/>
+      <w:lvlText w:val=""/>
+      <w:lvlJc w:val="left"/>
+      <w:pPr>
+        <w:tabs>
+          <w:tab w:val="num" w:pos="2880"/>
+        </w:tabs>
+        <w:ind w:left="2880" w:hanging="360"/>
+      </w:pPr>
+      <w:rPr>
+        <w:rFonts w:ascii="Wingdings" w:hAnsi="Wingdings" w:hint="default"/>
+        <w:sz w:val="20"/>
+      </w:rPr>
+    </w:lvl>
+    <w:lvl w:ilvl="4" w:tentative="1">
+      <w:start w:val="1"/>
+      <w:numFmt w:val="bullet"/>
+      <w:lvlText w:val=""/>
+      <w:lvlJc w:val="left"/>
+      <w:pPr>
+        <w:tabs>
+          <w:tab w:val="num" w:pos="3600"/>
+        </w:tabs>
+        <w:ind w:left="3600" w:hanging="360"/>
+      </w:pPr>
+      <w:rPr>
+        <w:rFonts w:ascii="Wingdings" w:hAnsi="Wingdings" w:hint="default"/>
+        <w:sz w:val="20"/>
+      </w:rPr>
+    </w:lvl>
+    <w:lvl w:ilvl="5" w:tentative="1">
+      <w:start w:val="1"/>
+      <w:numFmt w:val="bullet"/>
+      <w:lvlText w:val=""/>
+      <w:lvlJc w:val="left"/>
+      <w:pPr>
+        <w:tabs>
+          <w:tab w:val="num" w:pos="4320"/>
+        </w:tabs>
+        <w:ind w:left="4320" w:hanging="360"/>
+      </w:pPr>
+      <w:rPr>
+        <w:rFonts w:ascii="Wingdings" w:hAnsi="Wingdings" w:hint="default"/>
+        <w:sz w:val="20"/>
+      </w:rPr>
+    </w:lvl>
+    <w:lvl w:ilvl="6" w:tentative="1">
+      <w:start w:val="1"/>
+      <w:numFmt w:val="bullet"/>
+      <w:lvlText w:val=""/>
+      <w:lvlJc w:val="left"/>
+      <w:pPr>
+        <w:tabs>
+          <w:tab w:val="num" w:pos="5040"/>
+        </w:tabs>
+        <w:ind w:left="5040" w:hanging="360"/>
+      </w:pPr>
+      <w:rPr>
+        <w:rFonts w:ascii="Wingdings" w:hAnsi="Wingdings" w:hint="default"/>
+        <w:sz w:val="20"/>
+      </w:rPr>
+    </w:lvl>
+    <w:lvl w:ilvl="7" w:tentative="1">
+      <w:start w:val="1"/>
+      <w:numFmt w:val="bullet"/>
+      <w:lvlText w:val=""/>
+      <w:lvlJc w:val="left"/>
+      <w:pPr>
+        <w:tabs>
+          <w:tab w:val="num" w:pos="5760"/>
+        </w:tabs>
+        <w:ind w:left="5760" w:hanging="360"/>
+      </w:pPr>
+      <w:rPr>
+        <w:rFonts w:ascii="Wingdings" w:hAnsi="Wingdings" w:hint="default"/>
+        <w:sz w:val="20"/>
+      </w:rPr>
+    </w:lvl>
+    <w:lvl w:ilvl="8" w:tentative="1">
+      <w:start w:val="1"/>
+      <w:numFmt w:val="bullet"/>
+      <w:lvlText w:val=""/>
+      <w:lvlJc w:val="left"/>
+      <w:pPr>
+        <w:tabs>
+          <w:tab w:val="num" w:pos="6480"/>
+        </w:tabs>
+        <w:ind w:left="6480" w:hanging="360"/>
+      </w:pPr>
+      <w:rPr>
+        <w:rFonts w:ascii="Wingdings" w:hAnsi="Wingdings" w:hint="default"/>
+        <w:sz w:val="20"/>
+      </w:rPr>
+    </w:lvl>
+  </w:abstractNum>
+  <w:abstractNum w:abstractNumId="14" w15:restartNumberingAfterBreak="0">
     <w:nsid w:val="52F000B5"/>
     <w:multiLevelType w:val="hybridMultilevel"/>
     <w:tmpl w:val="AEC65FBA"/>
@@ -1895,7 +3123,7 @@
       </w:pPr>
     </w:lvl>
   </w:abstractNum>
-  <w:abstractNum w:abstractNumId="12" w15:restartNumberingAfterBreak="0">
+  <w:abstractNum w:abstractNumId="15" w15:restartNumberingAfterBreak="0">
     <w:nsid w:val="637019A1"/>
     <w:multiLevelType w:val="hybridMultilevel"/>
     <w:tmpl w:val="CED0AF4A"/>
@@ -1981,7 +3209,7 @@
       </w:pPr>
     </w:lvl>
   </w:abstractNum>
-  <w:abstractNum w:abstractNumId="13" w15:restartNumberingAfterBreak="0">
+  <w:abstractNum w:abstractNumId="16" w15:restartNumberingAfterBreak="0">
     <w:nsid w:val="6ECC4DF8"/>
     <w:multiLevelType w:val="hybridMultilevel"/>
     <w:tmpl w:val="F0989220"/>
@@ -2095,46 +3323,55 @@
     </w:lvl>
   </w:abstractNum>
   <w:num w:numId="1" w16cid:durableId="1310943486">
+    <w:abstractNumId w:val="6"/>
+  </w:num>
+  <w:num w:numId="2" w16cid:durableId="1200120642">
+    <w:abstractNumId w:val="2"/>
+  </w:num>
+  <w:num w:numId="3" w16cid:durableId="685667533">
+    <w:abstractNumId w:val="3"/>
+  </w:num>
+  <w:num w:numId="4" w16cid:durableId="1424492683">
+    <w:abstractNumId w:val="1"/>
+  </w:num>
+  <w:num w:numId="5" w16cid:durableId="1113406018">
+    <w:abstractNumId w:val="9"/>
+  </w:num>
+  <w:num w:numId="6" w16cid:durableId="657460917">
     <w:abstractNumId w:val="5"/>
   </w:num>
-  <w:num w:numId="2" w16cid:durableId="1200120642">
-    <w:abstractNumId w:val="1"/>
+  <w:num w:numId="7" w16cid:durableId="54089111">
+    <w:abstractNumId w:val="12"/>
   </w:num>
-  <w:num w:numId="3" w16cid:durableId="685667533">
-    <w:abstractNumId w:val="2"/>
+  <w:num w:numId="8" w16cid:durableId="1761683354">
+    <w:abstractNumId w:val="10"/>
   </w:num>
-  <w:num w:numId="4" w16cid:durableId="1424492683">
+  <w:num w:numId="9" w16cid:durableId="278952372">
+    <w:abstractNumId w:val="14"/>
+  </w:num>
+  <w:num w:numId="10" w16cid:durableId="1400900262">
+    <w:abstractNumId w:val="7"/>
+  </w:num>
+  <w:num w:numId="11" w16cid:durableId="2030138951">
+    <w:abstractNumId w:val="15"/>
+  </w:num>
+  <w:num w:numId="12" w16cid:durableId="968324093">
+    <w:abstractNumId w:val="4"/>
+  </w:num>
+  <w:num w:numId="13" w16cid:durableId="656036436">
+    <w:abstractNumId w:val="11"/>
+  </w:num>
+  <w:num w:numId="14" w16cid:durableId="1739553239">
+    <w:abstractNumId w:val="16"/>
+  </w:num>
+  <w:num w:numId="15" w16cid:durableId="1800568630">
+    <w:abstractNumId w:val="13"/>
+  </w:num>
+  <w:num w:numId="16" w16cid:durableId="805395922">
     <w:abstractNumId w:val="0"/>
   </w:num>
-  <w:num w:numId="5" w16cid:durableId="1113406018">
-    <w:abstractNumId w:val="7"/>
-  </w:num>
-  <w:num w:numId="6" w16cid:durableId="657460917">
-    <w:abstractNumId w:val="4"/>
-  </w:num>
-  <w:num w:numId="7" w16cid:durableId="54089111">
-    <w:abstractNumId w:val="10"/>
-  </w:num>
-  <w:num w:numId="8" w16cid:durableId="1761683354">
+  <w:num w:numId="17" w16cid:durableId="1495537081">
     <w:abstractNumId w:val="8"/>
-  </w:num>
-  <w:num w:numId="9" w16cid:durableId="278952372">
-    <w:abstractNumId w:val="11"/>
-  </w:num>
-  <w:num w:numId="10" w16cid:durableId="1400900262">
-    <w:abstractNumId w:val="6"/>
-  </w:num>
-  <w:num w:numId="11" w16cid:durableId="2030138951">
-    <w:abstractNumId w:val="12"/>
-  </w:num>
-  <w:num w:numId="12" w16cid:durableId="968324093">
-    <w:abstractNumId w:val="3"/>
-  </w:num>
-  <w:num w:numId="13" w16cid:durableId="656036436">
-    <w:abstractNumId w:val="9"/>
-  </w:num>
-  <w:num w:numId="14" w16cid:durableId="1739553239">
-    <w:abstractNumId w:val="13"/>
   </w:num>
 </w:numbering>
 </file>
